--- a/docs/sop/word/SOP - QA - QC Process (Agent Files, QC Form, Correction and Rework).docx
+++ b/docs/sop/word/SOP - QA - QC Process (Agent Files, QC Form, Correction and Rework).docx
@@ -71,7 +71,7 @@
           </w:tcPr>
           <w:p>
             <w:r>
-              <w:t>QA (checks files); Agent (corrects / reworks); Managers and Admin (view results)</w:t>
+              <w:t>QA and Assistant Team Leader (checks files); Agent (corrects / reworks); Managers and Admin (view results)</w:t>
             </w:r>
           </w:p>
         </w:tc>
